--- a/reports/substack/docx/levanter-daily-2026-09-03.docx
+++ b/reports/substack/docx/levanter-daily-2026-09-03.docx
@@ -26,7 +26,7 @@
         <w:t>Yesterday.</w:t>
       </w:r>
       <w:r>
-        <w:t xml:space="preserve"> 22 of 35 coins closed higher. Best SUI +5.7%, weakest UNI -9.8%. </w:t>
+        <w:t xml:space="preserve"> 23 of 35 coins closed higher. Best SUI +6.2%, weakest UNI -9.2%. </w:t>
       </w:r>
       <w:r>
         <w:rPr>
@@ -63,7 +63,7 @@
         <w:t>Yesterday.</w:t>
       </w:r>
       <w:r>
-        <w:t xml:space="preserve"> 4 of 16 pairs closed higher. Best AUDUSD +0.4%, weakest GBPJPY -2.3%. </w:t>
+        <w:t xml:space="preserve"> 7 of 16 pairs closed higher. Best USDSEK +0.4%, weakest GBPJPY -2.3%. </w:t>
       </w:r>
       <w:r>
         <w:rPr>
@@ -100,7 +100,7 @@
         <w:t>Yesterday.</w:t>
       </w:r>
       <w:r>
-        <w:t xml:space="preserve"> 10 of 18 markets closed higher. Best CORN +4.1%, weakest COFFEE -4.0%. </w:t>
+        <w:t xml:space="preserve"> 10 of 18 markets closed higher. Best CORN +4.0%, weakest COFFEE -4.0%. </w:t>
       </w:r>
       <w:r>
         <w:rPr>

--- a/reports/substack/docx/levanter-daily-2026-09-03.docx
+++ b/reports/substack/docx/levanter-daily-2026-09-03.docx
@@ -26,7 +26,7 @@
         <w:t>Yesterday.</w:t>
       </w:r>
       <w:r>
-        <w:t xml:space="preserve"> 23 of 35 coins closed higher. Best SUI +6.2%, weakest UNI -9.2%. </w:t>
+        <w:t xml:space="preserve"> 22 of 35 coins closed higher. Best SUI +5.8%, weakest UNI -9.6%. </w:t>
       </w:r>
       <w:r>
         <w:rPr>
@@ -63,7 +63,7 @@
         <w:t>Yesterday.</w:t>
       </w:r>
       <w:r>
-        <w:t xml:space="preserve"> 7 of 16 pairs closed higher. Best USDSEK +0.4%, weakest GBPJPY -2.3%. </w:t>
+        <w:t xml:space="preserve"> 5 of 16 pairs closed higher. Best USDSEK +0.4%, weakest GBPJPY -1.9%. </w:t>
       </w:r>
       <w:r>
         <w:rPr>
@@ -81,7 +81,7 @@
         <w:t>calmer</w:t>
       </w:r>
       <w:r>
-        <w:t xml:space="preserve"> conditions near-term (1/7 flagged high-vol at 7d). Most active names to watch: USDZAR, USDSEK.</w:t>
+        <w:t xml:space="preserve"> conditions near-term (0/7 flagged high-vol at 7d). Most active names to watch: USDZAR, USDSEK.</w:t>
       </w:r>
     </w:p>
     <w:p>
@@ -100,7 +100,7 @@
         <w:t>Yesterday.</w:t>
       </w:r>
       <w:r>
-        <w:t xml:space="preserve"> 10 of 18 markets closed higher. Best CORN +4.0%, weakest COFFEE -4.0%. </w:t>
+        <w:t xml:space="preserve"> 10 of 18 markets closed higher. Best CORN +3.9%, weakest HEATING OIL -4.4%. </w:t>
       </w:r>
       <w:r>
         <w:rPr>
@@ -118,7 +118,7 @@
         <w:t>turbulent</w:t>
       </w:r>
       <w:r>
-        <w:t xml:space="preserve"> conditions near-term (12/16 flagged high-vol at 7d). Most active names to watch: BRENT OIL, WTI OIL.</w:t>
+        <w:t xml:space="preserve"> conditions near-term (13/16 flagged high-vol at 7d). Most active names to watch: BRENT OIL, WTI OIL.</w:t>
       </w:r>
     </w:p>
     <w:p/>

--- a/reports/substack/docx/levanter-daily-2026-09-03.docx
+++ b/reports/substack/docx/levanter-daily-2026-09-03.docx
@@ -26,7 +26,7 @@
         <w:t>Yesterday.</w:t>
       </w:r>
       <w:r>
-        <w:t xml:space="preserve"> 22 of 35 coins closed higher. Best SUI +5.8%, weakest UNI -9.6%. </w:t>
+        <w:t xml:space="preserve"> 30 of 35 coins closed higher. Best SUI +7.7%, weakest MORPHO -3.2%. </w:t>
       </w:r>
       <w:r>
         <w:rPr>
@@ -44,7 +44,7 @@
         <w:t>calmer</w:t>
       </w:r>
       <w:r>
-        <w:t xml:space="preserve"> conditions near-term (0/3 flagged high-vol at 7d). Most active names to watch: ENA, PUMP.</w:t>
+        <w:t xml:space="preserve"> conditions near-term (0/3 flagged high-vol at 7d). Most active names to watch: ENA, UNI.</w:t>
       </w:r>
     </w:p>
     <w:p>
@@ -63,7 +63,7 @@
         <w:t>Yesterday.</w:t>
       </w:r>
       <w:r>
-        <w:t xml:space="preserve"> 5 of 16 pairs closed higher. Best USDSEK +0.4%, weakest GBPJPY -1.9%. </w:t>
+        <w:t xml:space="preserve"> 6 of 16 pairs closed higher. Best AUDUSD +0.6%, weakest GBPJPY -2.6%. </w:t>
       </w:r>
       <w:r>
         <w:rPr>
@@ -81,7 +81,7 @@
         <w:t>calmer</w:t>
       </w:r>
       <w:r>
-        <w:t xml:space="preserve"> conditions near-term (0/7 flagged high-vol at 7d). Most active names to watch: USDZAR, USDSEK.</w:t>
+        <w:t xml:space="preserve"> conditions near-term (1/7 flagged high-vol at 7d). Most active names to watch: USDZAR, USDSEK.</w:t>
       </w:r>
     </w:p>
     <w:p>
@@ -100,7 +100,7 @@
         <w:t>Yesterday.</w:t>
       </w:r>
       <w:r>
-        <w:t xml:space="preserve"> 10 of 18 markets closed higher. Best CORN +3.9%, weakest HEATING OIL -4.4%. </w:t>
+        <w:t xml:space="preserve"> 10 of 18 markets closed higher. Best PALLADIUM +2.4%, weakest COFFEE -10.7%. </w:t>
       </w:r>
       <w:r>
         <w:rPr>
@@ -118,7 +118,7 @@
         <w:t>turbulent</w:t>
       </w:r>
       <w:r>
-        <w:t xml:space="preserve"> conditions near-term (13/16 flagged high-vol at 7d). Most active names to watch: BRENT OIL, WTI OIL.</w:t>
+        <w:t xml:space="preserve"> conditions near-term (12/16 flagged high-vol at 7d). Most active names to watch: BRENT OIL, COFFEE.</w:t>
       </w:r>
     </w:p>
     <w:p/>

--- a/reports/substack/docx/levanter-daily-2026-09-03.docx
+++ b/reports/substack/docx/levanter-daily-2026-09-03.docx
@@ -26,7 +26,7 @@
         <w:t>Yesterday.</w:t>
       </w:r>
       <w:r>
-        <w:t xml:space="preserve"> 30 of 35 coins closed higher. Best SUI +7.7%, weakest MORPHO -3.2%. </w:t>
+        <w:t xml:space="preserve"> 33 of 35 coins closed higher. Best ZEC +15.4%, weakest ASTER -0.5%. </w:t>
       </w:r>
       <w:r>
         <w:rPr>
@@ -63,7 +63,7 @@
         <w:t>Yesterday.</w:t>
       </w:r>
       <w:r>
-        <w:t xml:space="preserve"> 6 of 16 pairs closed higher. Best AUDUSD +0.6%, weakest GBPJPY -2.6%. </w:t>
+        <w:t xml:space="preserve"> 5 of 16 pairs closed higher. Best AUDUSD +0.8%, weakest USDJPY -3.0%. </w:t>
       </w:r>
       <w:r>
         <w:rPr>
@@ -81,7 +81,7 @@
         <w:t>calmer</w:t>
       </w:r>
       <w:r>
-        <w:t xml:space="preserve"> conditions near-term (1/7 flagged high-vol at 7d). Most active names to watch: USDZAR, USDSEK.</w:t>
+        <w:t xml:space="preserve"> conditions near-term (2/7 flagged high-vol at 7d). Most active names to watch: USDZAR, USDSEK.</w:t>
       </w:r>
     </w:p>
     <w:p>
@@ -100,7 +100,7 @@
         <w:t>Yesterday.</w:t>
       </w:r>
       <w:r>
-        <w:t xml:space="preserve"> 10 of 18 markets closed higher. Best PALLADIUM +2.4%, weakest COFFEE -10.7%. </w:t>
+        <w:t xml:space="preserve"> 9 of 17 markets closed higher. Best PALLADIUM +6.7%, weakest COFFEE -10.0%. </w:t>
       </w:r>
       <w:r>
         <w:rPr>
@@ -118,7 +118,7 @@
         <w:t>turbulent</w:t>
       </w:r>
       <w:r>
-        <w:t xml:space="preserve"> conditions near-term (12/16 flagged high-vol at 7d). Most active names to watch: BRENT OIL, COFFEE.</w:t>
+        <w:t xml:space="preserve"> conditions near-term (13/16 flagged high-vol at 7d). Most active names to watch: BRENT OIL, COFFEE.</w:t>
       </w:r>
     </w:p>
     <w:p/>
